--- a/02_output/tables/RQ2/rq2.2_brms_table.docx
+++ b/02_output/tables/RQ2/rq2.2_brms_table.docx
@@ -3393,6 +3393,1641 @@
             </w:pPr>
             <w:r>
               <w:t xml:space="preserve">12785</w:t>
+            </w:r>
+          </w:p>
+        </w:tc>
+      </w:tr>
+      <w:tr>
+        <w:tc>
+          <w:tcPr>
+            <w:gridSpan w:val="8"/>
+          </w:tcPr>
+          <w:p>
+            <w:pPr>
+              <w:pStyle w:val="Compact"/>
+            </w:pPr>
+            <w:r>
+              <w:t xml:space="preserve">Interaction with Living Standard</w:t>
+            </w:r>
+          </w:p>
+        </w:tc>
+      </w:tr>
+      <w:tr>
+        <w:tc>
+          <w:tcPr/>
+          <w:p>
+            <w:pPr>
+              <w:pStyle w:val="Compact"/>
+            </w:pPr>
+            <w:r>
+              <w:t xml:space="preserve">mu</w:t>
+            </w:r>
+          </w:p>
+        </w:tc>
+        <w:tc>
+          <w:tcPr/>
+          <w:p>
+            <w:pPr>
+              <w:pStyle w:val="Compact"/>
+            </w:pPr>
+            <w:r>
+              <w:t xml:space="preserve">Intercept</w:t>
+            </w:r>
+          </w:p>
+        </w:tc>
+        <w:tc>
+          <w:tcPr/>
+          <w:p>
+            <w:pPr>
+              <w:pStyle w:val="Compact"/>
+            </w:pPr>
+            <w:r>
+              <w:t xml:space="preserve">2.035</w:t>
+            </w:r>
+          </w:p>
+        </w:tc>
+        <w:tc>
+          <w:tcPr/>
+          <w:p>
+            <w:pPr>
+              <w:pStyle w:val="Compact"/>
+            </w:pPr>
+            <w:r>
+              <w:t xml:space="preserve">0.154</w:t>
+            </w:r>
+          </w:p>
+        </w:tc>
+        <w:tc>
+          <w:tcPr/>
+          <w:p>
+            <w:pPr>
+              <w:pStyle w:val="Compact"/>
+            </w:pPr>
+            <w:r>
+              <w:t xml:space="preserve">1.727</w:t>
+            </w:r>
+          </w:p>
+        </w:tc>
+        <w:tc>
+          <w:tcPr/>
+          <w:p>
+            <w:pPr>
+              <w:pStyle w:val="Compact"/>
+            </w:pPr>
+            <w:r>
+              <w:t xml:space="preserve">2.336</w:t>
+            </w:r>
+          </w:p>
+        </w:tc>
+        <w:tc>
+          <w:tcPr/>
+          <w:p>
+            <w:pPr>
+              <w:pStyle w:val="Compact"/>
+            </w:pPr>
+            <w:r>
+              <w:t xml:space="preserve">1.001</w:t>
+            </w:r>
+          </w:p>
+        </w:tc>
+        <w:tc>
+          <w:tcPr/>
+          <w:p>
+            <w:pPr>
+              <w:pStyle w:val="Compact"/>
+            </w:pPr>
+            <w:r>
+              <w:t xml:space="preserve">4006</w:t>
+            </w:r>
+          </w:p>
+        </w:tc>
+      </w:tr>
+      <w:tr>
+        <w:tc>
+          <w:tcPr/>
+          <w:p>
+            <w:pPr>
+              <w:pStyle w:val="Compact"/>
+            </w:pPr>
+            <w:r>
+              <w:t xml:space="preserve">hu</w:t>
+            </w:r>
+          </w:p>
+        </w:tc>
+        <w:tc>
+          <w:tcPr/>
+          <w:p>
+            <w:pPr>
+              <w:pStyle w:val="Compact"/>
+            </w:pPr>
+            <w:r>
+              <w:t xml:space="preserve">Intercept</w:t>
+            </w:r>
+          </w:p>
+        </w:tc>
+        <w:tc>
+          <w:tcPr/>
+          <w:p>
+            <w:pPr>
+              <w:pStyle w:val="Compact"/>
+            </w:pPr>
+            <w:r>
+              <w:t xml:space="preserve">1.104</w:t>
+            </w:r>
+          </w:p>
+        </w:tc>
+        <w:tc>
+          <w:tcPr/>
+          <w:p>
+            <w:pPr>
+              <w:pStyle w:val="Compact"/>
+            </w:pPr>
+            <w:r>
+              <w:t xml:space="preserve">0.175</w:t>
+            </w:r>
+          </w:p>
+        </w:tc>
+        <w:tc>
+          <w:tcPr/>
+          <w:p>
+            <w:pPr>
+              <w:pStyle w:val="Compact"/>
+            </w:pPr>
+            <w:r>
+              <w:t xml:space="preserve">0.772</w:t>
+            </w:r>
+          </w:p>
+        </w:tc>
+        <w:tc>
+          <w:tcPr/>
+          <w:p>
+            <w:pPr>
+              <w:pStyle w:val="Compact"/>
+            </w:pPr>
+            <w:r>
+              <w:t xml:space="preserve">1.440</w:t>
+            </w:r>
+          </w:p>
+        </w:tc>
+        <w:tc>
+          <w:tcPr/>
+          <w:p>
+            <w:pPr>
+              <w:pStyle w:val="Compact"/>
+            </w:pPr>
+            <w:r>
+              <w:t xml:space="preserve">1.000</w:t>
+            </w:r>
+          </w:p>
+        </w:tc>
+        <w:tc>
+          <w:tcPr/>
+          <w:p>
+            <w:pPr>
+              <w:pStyle w:val="Compact"/>
+            </w:pPr>
+            <w:r>
+              <w:t xml:space="preserve">4285</w:t>
+            </w:r>
+          </w:p>
+        </w:tc>
+      </w:tr>
+      <w:tr>
+        <w:tc>
+          <w:tcPr/>
+          <w:p>
+            <w:pPr>
+              <w:pStyle w:val="Compact"/>
+            </w:pPr>
+            <w:r>
+              <w:t xml:space="preserve">mu</w:t>
+            </w:r>
+          </w:p>
+        </w:tc>
+        <w:tc>
+          <w:tcPr/>
+          <w:p>
+            <w:pPr>
+              <w:pStyle w:val="Compact"/>
+            </w:pPr>
+            <w:r>
+              <w:t xml:space="preserve">Hope (vs. Control)</w:t>
+            </w:r>
+          </w:p>
+        </w:tc>
+        <w:tc>
+          <w:tcPr/>
+          <w:p>
+            <w:pPr>
+              <w:pStyle w:val="Compact"/>
+            </w:pPr>
+            <w:r>
+              <w:t xml:space="preserve">0.006</w:t>
+            </w:r>
+          </w:p>
+        </w:tc>
+        <w:tc>
+          <w:tcPr/>
+          <w:p>
+            <w:pPr>
+              <w:pStyle w:val="Compact"/>
+            </w:pPr>
+            <w:r>
+              <w:t xml:space="preserve">0.210</w:t>
+            </w:r>
+          </w:p>
+        </w:tc>
+        <w:tc>
+          <w:tcPr/>
+          <w:p>
+            <w:pPr>
+              <w:pStyle w:val="Compact"/>
+            </w:pPr>
+            <w:r>
+              <w:t xml:space="preserve">-0.422</w:t>
+            </w:r>
+          </w:p>
+        </w:tc>
+        <w:tc>
+          <w:tcPr/>
+          <w:p>
+            <w:pPr>
+              <w:pStyle w:val="Compact"/>
+            </w:pPr>
+            <w:r>
+              <w:t xml:space="preserve">0.392</w:t>
+            </w:r>
+          </w:p>
+        </w:tc>
+        <w:tc>
+          <w:tcPr/>
+          <w:p>
+            <w:pPr>
+              <w:pStyle w:val="Compact"/>
+            </w:pPr>
+            <w:r>
+              <w:t xml:space="preserve">1.002</w:t>
+            </w:r>
+          </w:p>
+        </w:tc>
+        <w:tc>
+          <w:tcPr/>
+          <w:p>
+            <w:pPr>
+              <w:pStyle w:val="Compact"/>
+            </w:pPr>
+            <w:r>
+              <w:t xml:space="preserve">3940</w:t>
+            </w:r>
+          </w:p>
+        </w:tc>
+      </w:tr>
+      <w:tr>
+        <w:tc>
+          <w:tcPr/>
+          <w:p>
+            <w:pPr>
+              <w:pStyle w:val="Compact"/>
+            </w:pPr>
+            <w:r>
+              <w:t xml:space="preserve">mu</w:t>
+            </w:r>
+          </w:p>
+        </w:tc>
+        <w:tc>
+          <w:tcPr/>
+          <w:p>
+            <w:pPr>
+              <w:pStyle w:val="Compact"/>
+            </w:pPr>
+            <w:r>
+              <w:t xml:space="preserve">Anxiety (vs. Control)</w:t>
+            </w:r>
+          </w:p>
+        </w:tc>
+        <w:tc>
+          <w:tcPr/>
+          <w:p>
+            <w:pPr>
+              <w:pStyle w:val="Compact"/>
+            </w:pPr>
+            <w:r>
+              <w:t xml:space="preserve">-0.081</w:t>
+            </w:r>
+          </w:p>
+        </w:tc>
+        <w:tc>
+          <w:tcPr/>
+          <w:p>
+            <w:pPr>
+              <w:pStyle w:val="Compact"/>
+            </w:pPr>
+            <w:r>
+              <w:t xml:space="preserve">0.226</w:t>
+            </w:r>
+          </w:p>
+        </w:tc>
+        <w:tc>
+          <w:tcPr/>
+          <w:p>
+            <w:pPr>
+              <w:pStyle w:val="Compact"/>
+            </w:pPr>
+            <w:r>
+              <w:t xml:space="preserve">-0.514</w:t>
+            </w:r>
+          </w:p>
+        </w:tc>
+        <w:tc>
+          <w:tcPr/>
+          <w:p>
+            <w:pPr>
+              <w:pStyle w:val="Compact"/>
+            </w:pPr>
+            <w:r>
+              <w:t xml:space="preserve">0.349</w:t>
+            </w:r>
+          </w:p>
+        </w:tc>
+        <w:tc>
+          <w:tcPr/>
+          <w:p>
+            <w:pPr>
+              <w:pStyle w:val="Compact"/>
+            </w:pPr>
+            <w:r>
+              <w:t xml:space="preserve">1.000</w:t>
+            </w:r>
+          </w:p>
+        </w:tc>
+        <w:tc>
+          <w:tcPr/>
+          <w:p>
+            <w:pPr>
+              <w:pStyle w:val="Compact"/>
+            </w:pPr>
+            <w:r>
+              <w:t xml:space="preserve">4463</w:t>
+            </w:r>
+          </w:p>
+        </w:tc>
+      </w:tr>
+      <w:tr>
+        <w:tc>
+          <w:tcPr/>
+          <w:p>
+            <w:pPr>
+              <w:pStyle w:val="Compact"/>
+            </w:pPr>
+            <w:r>
+              <w:t xml:space="preserve">mu</w:t>
+            </w:r>
+          </w:p>
+        </w:tc>
+        <w:tc>
+          <w:tcPr/>
+          <w:p>
+            <w:pPr>
+              <w:pStyle w:val="Compact"/>
+            </w:pPr>
+            <w:r>
+              <w:t xml:space="preserve">Coping (vs. Difficult)</w:t>
+            </w:r>
+          </w:p>
+        </w:tc>
+        <w:tc>
+          <w:tcPr/>
+          <w:p>
+            <w:pPr>
+              <w:pStyle w:val="Compact"/>
+            </w:pPr>
+            <w:r>
+              <w:t xml:space="preserve">0.090</w:t>
+            </w:r>
+          </w:p>
+        </w:tc>
+        <w:tc>
+          <w:tcPr/>
+          <w:p>
+            <w:pPr>
+              <w:pStyle w:val="Compact"/>
+            </w:pPr>
+            <w:r>
+              <w:t xml:space="preserve">0.182</w:t>
+            </w:r>
+          </w:p>
+        </w:tc>
+        <w:tc>
+          <w:tcPr/>
+          <w:p>
+            <w:pPr>
+              <w:pStyle w:val="Compact"/>
+            </w:pPr>
+            <w:r>
+              <w:t xml:space="preserve">-0.266</w:t>
+            </w:r>
+          </w:p>
+        </w:tc>
+        <w:tc>
+          <w:tcPr/>
+          <w:p>
+            <w:pPr>
+              <w:pStyle w:val="Compact"/>
+            </w:pPr>
+            <w:r>
+              <w:t xml:space="preserve">0.460</w:t>
+            </w:r>
+          </w:p>
+        </w:tc>
+        <w:tc>
+          <w:tcPr/>
+          <w:p>
+            <w:pPr>
+              <w:pStyle w:val="Compact"/>
+            </w:pPr>
+            <w:r>
+              <w:t xml:space="preserve">1.001</w:t>
+            </w:r>
+          </w:p>
+        </w:tc>
+        <w:tc>
+          <w:tcPr/>
+          <w:p>
+            <w:pPr>
+              <w:pStyle w:val="Compact"/>
+            </w:pPr>
+            <w:r>
+              <w:t xml:space="preserve">4126</w:t>
+            </w:r>
+          </w:p>
+        </w:tc>
+      </w:tr>
+      <w:tr>
+        <w:tc>
+          <w:tcPr/>
+          <w:p>
+            <w:pPr>
+              <w:pStyle w:val="Compact"/>
+            </w:pPr>
+            <w:r>
+              <w:t xml:space="preserve">mu</w:t>
+            </w:r>
+          </w:p>
+        </w:tc>
+        <w:tc>
+          <w:tcPr/>
+          <w:p>
+            <w:pPr>
+              <w:pStyle w:val="Compact"/>
+            </w:pPr>
+            <w:r>
+              <w:t xml:space="preserve">Comfortable (vs. Difficult)</w:t>
+            </w:r>
+          </w:p>
+        </w:tc>
+        <w:tc>
+          <w:tcPr/>
+          <w:p>
+            <w:pPr>
+              <w:pStyle w:val="Compact"/>
+            </w:pPr>
+            <w:r>
+              <w:t xml:space="preserve">0.280</w:t>
+            </w:r>
+          </w:p>
+        </w:tc>
+        <w:tc>
+          <w:tcPr/>
+          <w:p>
+            <w:pPr>
+              <w:pStyle w:val="Compact"/>
+            </w:pPr>
+            <w:r>
+              <w:t xml:space="preserve">0.183</w:t>
+            </w:r>
+          </w:p>
+        </w:tc>
+        <w:tc>
+          <w:tcPr/>
+          <w:p>
+            <w:pPr>
+              <w:pStyle w:val="Compact"/>
+            </w:pPr>
+            <w:r>
+              <w:t xml:space="preserve">-0.067</w:t>
+            </w:r>
+          </w:p>
+        </w:tc>
+        <w:tc>
+          <w:tcPr/>
+          <w:p>
+            <w:pPr>
+              <w:pStyle w:val="Compact"/>
+            </w:pPr>
+            <w:r>
+              <w:t xml:space="preserve">0.635</w:t>
+            </w:r>
+          </w:p>
+        </w:tc>
+        <w:tc>
+          <w:tcPr/>
+          <w:p>
+            <w:pPr>
+              <w:pStyle w:val="Compact"/>
+            </w:pPr>
+            <w:r>
+              <w:t xml:space="preserve">1.001</w:t>
+            </w:r>
+          </w:p>
+        </w:tc>
+        <w:tc>
+          <w:tcPr/>
+          <w:p>
+            <w:pPr>
+              <w:pStyle w:val="Compact"/>
+            </w:pPr>
+            <w:r>
+              <w:t xml:space="preserve">4207</w:t>
+            </w:r>
+          </w:p>
+        </w:tc>
+      </w:tr>
+      <w:tr>
+        <w:tc>
+          <w:tcPr/>
+          <w:p>
+            <w:pPr>
+              <w:pStyle w:val="Compact"/>
+            </w:pPr>
+            <w:r>
+              <w:t xml:space="preserve">mu</w:t>
+            </w:r>
+          </w:p>
+        </w:tc>
+        <w:tc>
+          <w:tcPr/>
+          <w:p>
+            <w:pPr>
+              <w:pStyle w:val="Compact"/>
+            </w:pPr>
+            <w:r>
+              <w:t xml:space="preserve">Coping × Hope</w:t>
+            </w:r>
+          </w:p>
+        </w:tc>
+        <w:tc>
+          <w:tcPr/>
+          <w:p>
+            <w:pPr>
+              <w:pStyle w:val="Compact"/>
+            </w:pPr>
+            <w:r>
+              <w:t xml:space="preserve">0.116</w:t>
+            </w:r>
+          </w:p>
+        </w:tc>
+        <w:tc>
+          <w:tcPr/>
+          <w:p>
+            <w:pPr>
+              <w:pStyle w:val="Compact"/>
+            </w:pPr>
+            <w:r>
+              <w:t xml:space="preserve">0.246</w:t>
+            </w:r>
+          </w:p>
+        </w:tc>
+        <w:tc>
+          <w:tcPr/>
+          <w:p>
+            <w:pPr>
+              <w:pStyle w:val="Compact"/>
+            </w:pPr>
+            <w:r>
+              <w:t xml:space="preserve">-0.357</w:t>
+            </w:r>
+          </w:p>
+        </w:tc>
+        <w:tc>
+          <w:tcPr/>
+          <w:p>
+            <w:pPr>
+              <w:pStyle w:val="Compact"/>
+            </w:pPr>
+            <w:r>
+              <w:t xml:space="preserve">0.618</w:t>
+            </w:r>
+          </w:p>
+        </w:tc>
+        <w:tc>
+          <w:tcPr/>
+          <w:p>
+            <w:pPr>
+              <w:pStyle w:val="Compact"/>
+            </w:pPr>
+            <w:r>
+              <w:t xml:space="preserve">1.002</w:t>
+            </w:r>
+          </w:p>
+        </w:tc>
+        <w:tc>
+          <w:tcPr/>
+          <w:p>
+            <w:pPr>
+              <w:pStyle w:val="Compact"/>
+            </w:pPr>
+            <w:r>
+              <w:t xml:space="preserve">3930</w:t>
+            </w:r>
+          </w:p>
+        </w:tc>
+      </w:tr>
+      <w:tr>
+        <w:tc>
+          <w:tcPr/>
+          <w:p>
+            <w:pPr>
+              <w:pStyle w:val="Compact"/>
+            </w:pPr>
+            <w:r>
+              <w:t xml:space="preserve">mu</w:t>
+            </w:r>
+          </w:p>
+        </w:tc>
+        <w:tc>
+          <w:tcPr/>
+          <w:p>
+            <w:pPr>
+              <w:pStyle w:val="Compact"/>
+            </w:pPr>
+            <w:r>
+              <w:t xml:space="preserve">Coping × Anxiety</w:t>
+            </w:r>
+          </w:p>
+        </w:tc>
+        <w:tc>
+          <w:tcPr/>
+          <w:p>
+            <w:pPr>
+              <w:pStyle w:val="Compact"/>
+            </w:pPr>
+            <w:r>
+              <w:t xml:space="preserve">0.407</w:t>
+            </w:r>
+          </w:p>
+        </w:tc>
+        <w:tc>
+          <w:tcPr/>
+          <w:p>
+            <w:pPr>
+              <w:pStyle w:val="Compact"/>
+            </w:pPr>
+            <w:r>
+              <w:t xml:space="preserve">0.270</w:t>
+            </w:r>
+          </w:p>
+        </w:tc>
+        <w:tc>
+          <w:tcPr/>
+          <w:p>
+            <w:pPr>
+              <w:pStyle w:val="Compact"/>
+            </w:pPr>
+            <w:r>
+              <w:t xml:space="preserve">-0.083</w:t>
+            </w:r>
+          </w:p>
+        </w:tc>
+        <w:tc>
+          <w:tcPr/>
+          <w:p>
+            <w:pPr>
+              <w:pStyle w:val="Compact"/>
+            </w:pPr>
+            <w:r>
+              <w:t xml:space="preserve">0.933</w:t>
+            </w:r>
+          </w:p>
+        </w:tc>
+        <w:tc>
+          <w:tcPr/>
+          <w:p>
+            <w:pPr>
+              <w:pStyle w:val="Compact"/>
+            </w:pPr>
+            <w:r>
+              <w:t xml:space="preserve">1.001</w:t>
+            </w:r>
+          </w:p>
+        </w:tc>
+        <w:tc>
+          <w:tcPr/>
+          <w:p>
+            <w:pPr>
+              <w:pStyle w:val="Compact"/>
+            </w:pPr>
+            <w:r>
+              <w:t xml:space="preserve">4418</w:t>
+            </w:r>
+          </w:p>
+        </w:tc>
+      </w:tr>
+      <w:tr>
+        <w:tc>
+          <w:tcPr/>
+          <w:p>
+            <w:pPr>
+              <w:pStyle w:val="Compact"/>
+            </w:pPr>
+            <w:r>
+              <w:t xml:space="preserve">mu</w:t>
+            </w:r>
+          </w:p>
+        </w:tc>
+        <w:tc>
+          <w:tcPr/>
+          <w:p>
+            <w:pPr>
+              <w:pStyle w:val="Compact"/>
+            </w:pPr>
+            <w:r>
+              <w:t xml:space="preserve">Comfortable × Hope</w:t>
+            </w:r>
+          </w:p>
+        </w:tc>
+        <w:tc>
+          <w:tcPr/>
+          <w:p>
+            <w:pPr>
+              <w:pStyle w:val="Compact"/>
+            </w:pPr>
+            <w:r>
+              <w:t xml:space="preserve">-0.066</w:t>
+            </w:r>
+          </w:p>
+        </w:tc>
+        <w:tc>
+          <w:tcPr/>
+          <w:p>
+            <w:pPr>
+              <w:pStyle w:val="Compact"/>
+            </w:pPr>
+            <w:r>
+              <w:t xml:space="preserve">0.246</w:t>
+            </w:r>
+          </w:p>
+        </w:tc>
+        <w:tc>
+          <w:tcPr/>
+          <w:p>
+            <w:pPr>
+              <w:pStyle w:val="Compact"/>
+            </w:pPr>
+            <w:r>
+              <w:t xml:space="preserve">-0.560</w:t>
+            </w:r>
+          </w:p>
+        </w:tc>
+        <w:tc>
+          <w:tcPr/>
+          <w:p>
+            <w:pPr>
+              <w:pStyle w:val="Compact"/>
+            </w:pPr>
+            <w:r>
+              <w:t xml:space="preserve">0.403</w:t>
+            </w:r>
+          </w:p>
+        </w:tc>
+        <w:tc>
+          <w:tcPr/>
+          <w:p>
+            <w:pPr>
+              <w:pStyle w:val="Compact"/>
+            </w:pPr>
+            <w:r>
+              <w:t xml:space="preserve">1.002</w:t>
+            </w:r>
+          </w:p>
+        </w:tc>
+        <w:tc>
+          <w:tcPr/>
+          <w:p>
+            <w:pPr>
+              <w:pStyle w:val="Compact"/>
+            </w:pPr>
+            <w:r>
+              <w:t xml:space="preserve">4274</w:t>
+            </w:r>
+          </w:p>
+        </w:tc>
+      </w:tr>
+      <w:tr>
+        <w:tc>
+          <w:tcPr/>
+          <w:p>
+            <w:pPr>
+              <w:pStyle w:val="Compact"/>
+            </w:pPr>
+            <w:r>
+              <w:t xml:space="preserve">mu</w:t>
+            </w:r>
+          </w:p>
+        </w:tc>
+        <w:tc>
+          <w:tcPr/>
+          <w:p>
+            <w:pPr>
+              <w:pStyle w:val="Compact"/>
+            </w:pPr>
+            <w:r>
+              <w:t xml:space="preserve">Comfortable × Anxiety</w:t>
+            </w:r>
+          </w:p>
+        </w:tc>
+        <w:tc>
+          <w:tcPr/>
+          <w:p>
+            <w:pPr>
+              <w:pStyle w:val="Compact"/>
+            </w:pPr>
+            <w:r>
+              <w:t xml:space="preserve">0.010</w:t>
+            </w:r>
+          </w:p>
+        </w:tc>
+        <w:tc>
+          <w:tcPr/>
+          <w:p>
+            <w:pPr>
+              <w:pStyle w:val="Compact"/>
+            </w:pPr>
+            <w:r>
+              <w:t xml:space="preserve">0.257</w:t>
+            </w:r>
+          </w:p>
+        </w:tc>
+        <w:tc>
+          <w:tcPr/>
+          <w:p>
+            <w:pPr>
+              <w:pStyle w:val="Compact"/>
+            </w:pPr>
+            <w:r>
+              <w:t xml:space="preserve">-0.483</w:t>
+            </w:r>
+          </w:p>
+        </w:tc>
+        <w:tc>
+          <w:tcPr/>
+          <w:p>
+            <w:pPr>
+              <w:pStyle w:val="Compact"/>
+            </w:pPr>
+            <w:r>
+              <w:t xml:space="preserve">0.518</w:t>
+            </w:r>
+          </w:p>
+        </w:tc>
+        <w:tc>
+          <w:tcPr/>
+          <w:p>
+            <w:pPr>
+              <w:pStyle w:val="Compact"/>
+            </w:pPr>
+            <w:r>
+              <w:t xml:space="preserve">1.000</w:t>
+            </w:r>
+          </w:p>
+        </w:tc>
+        <w:tc>
+          <w:tcPr/>
+          <w:p>
+            <w:pPr>
+              <w:pStyle w:val="Compact"/>
+            </w:pPr>
+            <w:r>
+              <w:t xml:space="preserve">4480</w:t>
+            </w:r>
+          </w:p>
+        </w:tc>
+      </w:tr>
+      <w:tr>
+        <w:tc>
+          <w:tcPr/>
+          <w:p>
+            <w:pPr>
+              <w:pStyle w:val="Compact"/>
+            </w:pPr>
+            <w:r>
+              <w:t xml:space="preserve">hu</w:t>
+            </w:r>
+          </w:p>
+        </w:tc>
+        <w:tc>
+          <w:tcPr/>
+          <w:p>
+            <w:pPr>
+              <w:pStyle w:val="Compact"/>
+            </w:pPr>
+            <w:r>
+              <w:t xml:space="preserve">Hope (vs. Control)</w:t>
+            </w:r>
+          </w:p>
+        </w:tc>
+        <w:tc>
+          <w:tcPr/>
+          <w:p>
+            <w:pPr>
+              <w:pStyle w:val="Compact"/>
+            </w:pPr>
+            <w:r>
+              <w:t xml:space="preserve">-0.423</w:t>
+            </w:r>
+          </w:p>
+        </w:tc>
+        <w:tc>
+          <w:tcPr/>
+          <w:p>
+            <w:pPr>
+              <w:pStyle w:val="Compact"/>
+            </w:pPr>
+            <w:r>
+              <w:t xml:space="preserve">0.242</w:t>
+            </w:r>
+          </w:p>
+        </w:tc>
+        <w:tc>
+          <w:tcPr/>
+          <w:p>
+            <w:pPr>
+              <w:pStyle w:val="Compact"/>
+            </w:pPr>
+            <w:r>
+              <w:t xml:space="preserve">-0.901</w:t>
+            </w:r>
+          </w:p>
+        </w:tc>
+        <w:tc>
+          <w:tcPr/>
+          <w:p>
+            <w:pPr>
+              <w:pStyle w:val="Compact"/>
+            </w:pPr>
+            <w:r>
+              <w:t xml:space="preserve">0.026</w:t>
+            </w:r>
+          </w:p>
+        </w:tc>
+        <w:tc>
+          <w:tcPr/>
+          <w:p>
+            <w:pPr>
+              <w:pStyle w:val="Compact"/>
+            </w:pPr>
+            <w:r>
+              <w:t xml:space="preserve">1.001</w:t>
+            </w:r>
+          </w:p>
+        </w:tc>
+        <w:tc>
+          <w:tcPr/>
+          <w:p>
+            <w:pPr>
+              <w:pStyle w:val="Compact"/>
+            </w:pPr>
+            <w:r>
+              <w:t xml:space="preserve">4368</w:t>
+            </w:r>
+          </w:p>
+        </w:tc>
+      </w:tr>
+      <w:tr>
+        <w:tc>
+          <w:tcPr/>
+          <w:p>
+            <w:pPr>
+              <w:pStyle w:val="Compact"/>
+            </w:pPr>
+            <w:r>
+              <w:t xml:space="preserve">hu</w:t>
+            </w:r>
+          </w:p>
+        </w:tc>
+        <w:tc>
+          <w:tcPr/>
+          <w:p>
+            <w:pPr>
+              <w:pStyle w:val="Compact"/>
+            </w:pPr>
+            <w:r>
+              <w:t xml:space="preserve">Anxiety (vs. Control)</w:t>
+            </w:r>
+          </w:p>
+        </w:tc>
+        <w:tc>
+          <w:tcPr/>
+          <w:p>
+            <w:pPr>
+              <w:pStyle w:val="Compact"/>
+            </w:pPr>
+            <w:r>
+              <w:t xml:space="preserve">-0.100</w:t>
+            </w:r>
+          </w:p>
+        </w:tc>
+        <w:tc>
+          <w:tcPr/>
+          <w:p>
+            <w:pPr>
+              <w:pStyle w:val="Compact"/>
+            </w:pPr>
+            <w:r>
+              <w:t xml:space="preserve">0.244</w:t>
+            </w:r>
+          </w:p>
+        </w:tc>
+        <w:tc>
+          <w:tcPr/>
+          <w:p>
+            <w:pPr>
+              <w:pStyle w:val="Compact"/>
+            </w:pPr>
+            <w:r>
+              <w:t xml:space="preserve">-0.582</w:t>
+            </w:r>
+          </w:p>
+        </w:tc>
+        <w:tc>
+          <w:tcPr/>
+          <w:p>
+            <w:pPr>
+              <w:pStyle w:val="Compact"/>
+            </w:pPr>
+            <w:r>
+              <w:t xml:space="preserve">0.416</w:t>
+            </w:r>
+          </w:p>
+        </w:tc>
+        <w:tc>
+          <w:tcPr/>
+          <w:p>
+            <w:pPr>
+              <w:pStyle w:val="Compact"/>
+            </w:pPr>
+            <w:r>
+              <w:t xml:space="preserve">1.001</w:t>
+            </w:r>
+          </w:p>
+        </w:tc>
+        <w:tc>
+          <w:tcPr/>
+          <w:p>
+            <w:pPr>
+              <w:pStyle w:val="Compact"/>
+            </w:pPr>
+            <w:r>
+              <w:t xml:space="preserve">4705</w:t>
+            </w:r>
+          </w:p>
+        </w:tc>
+      </w:tr>
+      <w:tr>
+        <w:tc>
+          <w:tcPr/>
+          <w:p>
+            <w:pPr>
+              <w:pStyle w:val="Compact"/>
+            </w:pPr>
+            <w:r>
+              <w:t xml:space="preserve">hu</w:t>
+            </w:r>
+          </w:p>
+        </w:tc>
+        <w:tc>
+          <w:tcPr/>
+          <w:p>
+            <w:pPr>
+              <w:pStyle w:val="Compact"/>
+            </w:pPr>
+            <w:r>
+              <w:t xml:space="preserve">Coping (vs. Difficult)</w:t>
+            </w:r>
+          </w:p>
+        </w:tc>
+        <w:tc>
+          <w:tcPr/>
+          <w:p>
+            <w:pPr>
+              <w:pStyle w:val="Compact"/>
+            </w:pPr>
+            <w:r>
+              <w:t xml:space="preserve">-0.550</w:t>
+            </w:r>
+          </w:p>
+        </w:tc>
+        <w:tc>
+          <w:tcPr/>
+          <w:p>
+            <w:pPr>
+              <w:pStyle w:val="Compact"/>
+            </w:pPr>
+            <w:r>
+              <w:t xml:space="preserve">0.213</w:t>
+            </w:r>
+          </w:p>
+        </w:tc>
+        <w:tc>
+          <w:tcPr/>
+          <w:p>
+            <w:pPr>
+              <w:pStyle w:val="Compact"/>
+            </w:pPr>
+            <w:r>
+              <w:t xml:space="preserve">-0.952</w:t>
+            </w:r>
+          </w:p>
+        </w:tc>
+        <w:tc>
+          <w:tcPr/>
+          <w:p>
+            <w:pPr>
+              <w:pStyle w:val="Compact"/>
+            </w:pPr>
+            <w:r>
+              <w:t xml:space="preserve">-0.137</w:t>
+            </w:r>
+          </w:p>
+        </w:tc>
+        <w:tc>
+          <w:tcPr/>
+          <w:p>
+            <w:pPr>
+              <w:pStyle w:val="Compact"/>
+            </w:pPr>
+            <w:r>
+              <w:t xml:space="preserve">1.000</w:t>
+            </w:r>
+          </w:p>
+        </w:tc>
+        <w:tc>
+          <w:tcPr/>
+          <w:p>
+            <w:pPr>
+              <w:pStyle w:val="Compact"/>
+            </w:pPr>
+            <w:r>
+              <w:t xml:space="preserve">4735</w:t>
+            </w:r>
+          </w:p>
+        </w:tc>
+      </w:tr>
+      <w:tr>
+        <w:tc>
+          <w:tcPr/>
+          <w:p>
+            <w:pPr>
+              <w:pStyle w:val="Compact"/>
+            </w:pPr>
+            <w:r>
+              <w:t xml:space="preserve">hu</w:t>
+            </w:r>
+          </w:p>
+        </w:tc>
+        <w:tc>
+          <w:tcPr/>
+          <w:p>
+            <w:pPr>
+              <w:pStyle w:val="Compact"/>
+            </w:pPr>
+            <w:r>
+              <w:t xml:space="preserve">Comfortable (vs. Difficult)</w:t>
+            </w:r>
+          </w:p>
+        </w:tc>
+        <w:tc>
+          <w:tcPr/>
+          <w:p>
+            <w:pPr>
+              <w:pStyle w:val="Compact"/>
+            </w:pPr>
+            <w:r>
+              <w:t xml:space="preserve">-0.832</w:t>
+            </w:r>
+          </w:p>
+        </w:tc>
+        <w:tc>
+          <w:tcPr/>
+          <w:p>
+            <w:pPr>
+              <w:pStyle w:val="Compact"/>
+            </w:pPr>
+            <w:r>
+              <w:t xml:space="preserve">0.213</w:t>
+            </w:r>
+          </w:p>
+        </w:tc>
+        <w:tc>
+          <w:tcPr/>
+          <w:p>
+            <w:pPr>
+              <w:pStyle w:val="Compact"/>
+            </w:pPr>
+            <w:r>
+              <w:t xml:space="preserve">-1.246</w:t>
+            </w:r>
+          </w:p>
+        </w:tc>
+        <w:tc>
+          <w:tcPr/>
+          <w:p>
+            <w:pPr>
+              <w:pStyle w:val="Compact"/>
+            </w:pPr>
+            <w:r>
+              <w:t xml:space="preserve">-0.427</w:t>
+            </w:r>
+          </w:p>
+        </w:tc>
+        <w:tc>
+          <w:tcPr/>
+          <w:p>
+            <w:pPr>
+              <w:pStyle w:val="Compact"/>
+            </w:pPr>
+            <w:r>
+              <w:t xml:space="preserve">1.000</w:t>
+            </w:r>
+          </w:p>
+        </w:tc>
+        <w:tc>
+          <w:tcPr/>
+          <w:p>
+            <w:pPr>
+              <w:pStyle w:val="Compact"/>
+            </w:pPr>
+            <w:r>
+              <w:t xml:space="preserve">4760</w:t>
+            </w:r>
+          </w:p>
+        </w:tc>
+      </w:tr>
+      <w:tr>
+        <w:tc>
+          <w:tcPr/>
+          <w:p>
+            <w:pPr>
+              <w:pStyle w:val="Compact"/>
+            </w:pPr>
+            <w:r>
+              <w:t xml:space="preserve">hu</w:t>
+            </w:r>
+          </w:p>
+        </w:tc>
+        <w:tc>
+          <w:tcPr/>
+          <w:p>
+            <w:pPr>
+              <w:pStyle w:val="Compact"/>
+            </w:pPr>
+            <w:r>
+              <w:t xml:space="preserve">Coping × Hope</w:t>
+            </w:r>
+          </w:p>
+        </w:tc>
+        <w:tc>
+          <w:tcPr/>
+          <w:p>
+            <w:pPr>
+              <w:pStyle w:val="Compact"/>
+            </w:pPr>
+            <w:r>
+              <w:t xml:space="preserve">0.231</w:t>
+            </w:r>
+          </w:p>
+        </w:tc>
+        <w:tc>
+          <w:tcPr/>
+          <w:p>
+            <w:pPr>
+              <w:pStyle w:val="Compact"/>
+            </w:pPr>
+            <w:r>
+              <w:t xml:space="preserve">0.286</w:t>
+            </w:r>
+          </w:p>
+        </w:tc>
+        <w:tc>
+          <w:tcPr/>
+          <w:p>
+            <w:pPr>
+              <w:pStyle w:val="Compact"/>
+            </w:pPr>
+            <w:r>
+              <w:t xml:space="preserve">-0.337</w:t>
+            </w:r>
+          </w:p>
+        </w:tc>
+        <w:tc>
+          <w:tcPr/>
+          <w:p>
+            <w:pPr>
+              <w:pStyle w:val="Compact"/>
+            </w:pPr>
+            <w:r>
+              <w:t xml:space="preserve">0.801</w:t>
+            </w:r>
+          </w:p>
+        </w:tc>
+        <w:tc>
+          <w:tcPr/>
+          <w:p>
+            <w:pPr>
+              <w:pStyle w:val="Compact"/>
+            </w:pPr>
+            <w:r>
+              <w:t xml:space="preserve">1.000</w:t>
+            </w:r>
+          </w:p>
+        </w:tc>
+        <w:tc>
+          <w:tcPr/>
+          <w:p>
+            <w:pPr>
+              <w:pStyle w:val="Compact"/>
+            </w:pPr>
+            <w:r>
+              <w:t xml:space="preserve">4879</w:t>
+            </w:r>
+          </w:p>
+        </w:tc>
+      </w:tr>
+      <w:tr>
+        <w:tc>
+          <w:tcPr/>
+          <w:p>
+            <w:pPr>
+              <w:pStyle w:val="Compact"/>
+            </w:pPr>
+            <w:r>
+              <w:t xml:space="preserve">hu</w:t>
+            </w:r>
+          </w:p>
+        </w:tc>
+        <w:tc>
+          <w:tcPr/>
+          <w:p>
+            <w:pPr>
+              <w:pStyle w:val="Compact"/>
+            </w:pPr>
+            <w:r>
+              <w:t xml:space="preserve">Coping × Anxiety</w:t>
+            </w:r>
+          </w:p>
+        </w:tc>
+        <w:tc>
+          <w:tcPr/>
+          <w:p>
+            <w:pPr>
+              <w:pStyle w:val="Compact"/>
+            </w:pPr>
+            <w:r>
+              <w:t xml:space="preserve">0.071</w:t>
+            </w:r>
+          </w:p>
+        </w:tc>
+        <w:tc>
+          <w:tcPr/>
+          <w:p>
+            <w:pPr>
+              <w:pStyle w:val="Compact"/>
+            </w:pPr>
+            <w:r>
+              <w:t xml:space="preserve">0.298</w:t>
+            </w:r>
+          </w:p>
+        </w:tc>
+        <w:tc>
+          <w:tcPr/>
+          <w:p>
+            <w:pPr>
+              <w:pStyle w:val="Compact"/>
+            </w:pPr>
+            <w:r>
+              <w:t xml:space="preserve">-0.522</w:t>
+            </w:r>
+          </w:p>
+        </w:tc>
+        <w:tc>
+          <w:tcPr/>
+          <w:p>
+            <w:pPr>
+              <w:pStyle w:val="Compact"/>
+            </w:pPr>
+            <w:r>
+              <w:t xml:space="preserve">0.651</w:t>
+            </w:r>
+          </w:p>
+        </w:tc>
+        <w:tc>
+          <w:tcPr/>
+          <w:p>
+            <w:pPr>
+              <w:pStyle w:val="Compact"/>
+            </w:pPr>
+            <w:r>
+              <w:t xml:space="preserve">1.001</w:t>
+            </w:r>
+          </w:p>
+        </w:tc>
+        <w:tc>
+          <w:tcPr/>
+          <w:p>
+            <w:pPr>
+              <w:pStyle w:val="Compact"/>
+            </w:pPr>
+            <w:r>
+              <w:t xml:space="preserve">4869</w:t>
+            </w:r>
+          </w:p>
+        </w:tc>
+      </w:tr>
+      <w:tr>
+        <w:tc>
+          <w:tcPr/>
+          <w:p>
+            <w:pPr>
+              <w:pStyle w:val="Compact"/>
+            </w:pPr>
+            <w:r>
+              <w:t xml:space="preserve">hu</w:t>
+            </w:r>
+          </w:p>
+        </w:tc>
+        <w:tc>
+          <w:tcPr/>
+          <w:p>
+            <w:pPr>
+              <w:pStyle w:val="Compact"/>
+            </w:pPr>
+            <w:r>
+              <w:t xml:space="preserve">Comfortable × Hope</w:t>
+            </w:r>
+          </w:p>
+        </w:tc>
+        <w:tc>
+          <w:tcPr/>
+          <w:p>
+            <w:pPr>
+              <w:pStyle w:val="Compact"/>
+            </w:pPr>
+            <w:r>
+              <w:t xml:space="preserve">0.139</w:t>
+            </w:r>
+          </w:p>
+        </w:tc>
+        <w:tc>
+          <w:tcPr/>
+          <w:p>
+            <w:pPr>
+              <w:pStyle w:val="Compact"/>
+            </w:pPr>
+            <w:r>
+              <w:t xml:space="preserve">0.294</w:t>
+            </w:r>
+          </w:p>
+        </w:tc>
+        <w:tc>
+          <w:tcPr/>
+          <w:p>
+            <w:pPr>
+              <w:pStyle w:val="Compact"/>
+            </w:pPr>
+            <w:r>
+              <w:t xml:space="preserve">-0.411</w:t>
+            </w:r>
+          </w:p>
+        </w:tc>
+        <w:tc>
+          <w:tcPr/>
+          <w:p>
+            <w:pPr>
+              <w:pStyle w:val="Compact"/>
+            </w:pPr>
+            <w:r>
+              <w:t xml:space="preserve">0.714</w:t>
+            </w:r>
+          </w:p>
+        </w:tc>
+        <w:tc>
+          <w:tcPr/>
+          <w:p>
+            <w:pPr>
+              <w:pStyle w:val="Compact"/>
+            </w:pPr>
+            <w:r>
+              <w:t xml:space="preserve">1.000</w:t>
+            </w:r>
+          </w:p>
+        </w:tc>
+        <w:tc>
+          <w:tcPr/>
+          <w:p>
+            <w:pPr>
+              <w:pStyle w:val="Compact"/>
+            </w:pPr>
+            <w:r>
+              <w:t xml:space="preserve">4856</w:t>
+            </w:r>
+          </w:p>
+        </w:tc>
+      </w:tr>
+      <w:tr>
+        <w:tc>
+          <w:tcPr/>
+          <w:p>
+            <w:pPr>
+              <w:pStyle w:val="Compact"/>
+            </w:pPr>
+            <w:r>
+              <w:t xml:space="preserve">hu</w:t>
+            </w:r>
+          </w:p>
+        </w:tc>
+        <w:tc>
+          <w:tcPr/>
+          <w:p>
+            <w:pPr>
+              <w:pStyle w:val="Compact"/>
+            </w:pPr>
+            <w:r>
+              <w:t xml:space="preserve">Comfortable × Anxiety</w:t>
+            </w:r>
+          </w:p>
+        </w:tc>
+        <w:tc>
+          <w:tcPr/>
+          <w:p>
+            <w:pPr>
+              <w:pStyle w:val="Compact"/>
+            </w:pPr>
+            <w:r>
+              <w:t xml:space="preserve">0.110</w:t>
+            </w:r>
+          </w:p>
+        </w:tc>
+        <w:tc>
+          <w:tcPr/>
+          <w:p>
+            <w:pPr>
+              <w:pStyle w:val="Compact"/>
+            </w:pPr>
+            <w:r>
+              <w:t xml:space="preserve">0.292</w:t>
+            </w:r>
+          </w:p>
+        </w:tc>
+        <w:tc>
+          <w:tcPr/>
+          <w:p>
+            <w:pPr>
+              <w:pStyle w:val="Compact"/>
+            </w:pPr>
+            <w:r>
+              <w:t xml:space="preserve">-0.495</w:t>
+            </w:r>
+          </w:p>
+        </w:tc>
+        <w:tc>
+          <w:tcPr/>
+          <w:p>
+            <w:pPr>
+              <w:pStyle w:val="Compact"/>
+            </w:pPr>
+            <w:r>
+              <w:t xml:space="preserve">0.674</w:t>
+            </w:r>
+          </w:p>
+        </w:tc>
+        <w:tc>
+          <w:tcPr/>
+          <w:p>
+            <w:pPr>
+              <w:pStyle w:val="Compact"/>
+            </w:pPr>
+            <w:r>
+              <w:t xml:space="preserve">1.000</w:t>
+            </w:r>
+          </w:p>
+        </w:tc>
+        <w:tc>
+          <w:tcPr/>
+          <w:p>
+            <w:pPr>
+              <w:pStyle w:val="Compact"/>
+            </w:pPr>
+            <w:r>
+              <w:t xml:space="preserve">4859</w:t>
             </w:r>
           </w:p>
         </w:tc>
@@ -3595,6 +5230,8 @@
     </w:pPr>
     <w:rPr>
       <w:rFonts w:asciiTheme="majorHAnsi" w:cstheme="majorBidi" w:eastAsiaTheme="majorEastAsia" w:hAnsiTheme="majorHAnsi"/>
+      <w:spacing w:val="-10"/>
+      <w:kern w:val="28"/>
       <w:sz w:val="56"/>
       <w:szCs w:val="56"/>
     </w:rPr>
@@ -3607,6 +5244,8 @@
     <w:rsid w:val="00A10FD9"/>
     <w:rPr>
       <w:rFonts w:asciiTheme="majorHAnsi" w:cstheme="majorBidi" w:eastAsiaTheme="majorEastAsia" w:hAnsiTheme="majorHAnsi"/>
+      <w:spacing w:val="-10"/>
+      <w:kern w:val="28"/>
       <w:sz w:val="56"/>
       <w:szCs w:val="56"/>
     </w:rPr>
@@ -3647,31 +5286,23 @@
   </w:style>
   <w:style w:customStyle="1" w:styleId="Author" w:type="paragraph">
     <w:name w:val="Author"/>
-    <w:basedOn w:val="Title"/>
     <w:next w:val="BodyText"/>
     <w:qFormat/>
     <w:pPr>
       <w:keepNext/>
       <w:keepLines/>
+      <w:jc w:val="center"/>
     </w:pPr>
-    <w:rPr>
-      <w:sz w:val="24"/>
-      <w:szCs w:val="24"/>
-    </w:rPr>
   </w:style>
   <w:style w:styleId="Date" w:type="paragraph">
     <w:name w:val="Date"/>
-    <w:basedOn w:val="Title"/>
     <w:next w:val="BodyText"/>
     <w:qFormat/>
     <w:pPr>
       <w:keepNext/>
       <w:keepLines/>
+      <w:jc w:val="center"/>
     </w:pPr>
-    <w:rPr>
-      <w:sz w:val="24"/>
-      <w:szCs w:val="24"/>
-    </w:rPr>
   </w:style>
   <w:style w:customStyle="1" w:styleId="AbstractTitle" w:type="paragraph">
     <w:name w:val="Abstract Title"/>
